--- a/DataStructures/HW1.docx
+++ b/DataStructures/HW1.docx
@@ -34,7 +34,7 @@
           <w:sz w:val="28"/>
           <w:szCs w:val="28"/>
         </w:rPr>
-        <w:t>3</w:t>
+        <w:t>1</w:t>
       </w:r>
     </w:p>
     <w:p>
@@ -96,7 +96,23 @@
           <w:sz w:val="28"/>
           <w:szCs w:val="28"/>
         </w:rPr>
-        <w:t>Fall 2023</w:t>
+        <w:t>Spring</w:t>
+      </w:r>
+      <w:r>
+        <w:rPr>
+          <w:rFonts w:ascii="Times New Roman" w:hAnsi="Times New Roman" w:cs="Times New Roman"/>
+          <w:sz w:val="28"/>
+          <w:szCs w:val="28"/>
+        </w:rPr>
+        <w:t xml:space="preserve"> 202</w:t>
+      </w:r>
+      <w:r>
+        <w:rPr>
+          <w:rFonts w:ascii="Times New Roman" w:hAnsi="Times New Roman" w:cs="Times New Roman"/>
+          <w:sz w:val="28"/>
+          <w:szCs w:val="28"/>
+        </w:rPr>
+        <w:t>6</w:t>
       </w:r>
     </w:p>
     <w:p>
@@ -6498,7 +6514,6 @@
   <w:style w:type="character" w:default="1" w:styleId="DefaultParagraphFont">
     <w:name w:val="Default Paragraph Font"/>
     <w:uiPriority w:val="1"/>
-    <w:semiHidden/>
     <w:unhideWhenUsed/>
   </w:style>
   <w:style w:type="table" w:default="1" w:styleId="TableNormal">
